--- a/ky/discovery-articles/5.12 Спектроскопия.docx
+++ b/ky/discovery-articles/5.12 Спектроскопия.docx
@@ -4,533 +4,351 @@
   <w:body>
     <w:p>
       <w:pPr>
-        <w:keepNext/>
-        <w:spacing w:before="280" w:after="120"/>
+        <w:pStyle w:val="Title"/>
+        <w:widowControl/>
       </w:pPr>
       <w:r>
-        <w:rPr>
-          <w:rFonts w:ascii="Calibri" w:hAnsi="Calibri" w:eastAsia="Calibri"/>
-          <w:b/>
-          <w:i w:val="0"/>
-          <w:color w:val="004E8C"/>
-          <w:sz w:val="44"/>
-        </w:rPr>
         <w:t>5.12 Спектроскопия</w:t>
       </w:r>
     </w:p>
     <w:p>
       <w:pPr>
-        <w:spacing w:after="80"/>
+        <w:keepNext/>
+        <w:widowControl/>
       </w:pPr>
       <w:r>
         <w:rPr>
-          <w:rFonts w:ascii="Calibri" w:hAnsi="Calibri" w:eastAsia="Calibri"/>
-          <w:b w:val="0"/>
-          <w:i/>
-          <w:color w:val="505050"/>
-          <w:sz w:val="22"/>
+          <w:sz w:val="20"/>
         </w:rPr>
         <w:t>5. Физика, химия жана материалдар</w:t>
       </w:r>
     </w:p>
     <w:p>
       <w:pPr>
-        <w:spacing w:after="200"/>
+        <w:keepNext/>
+        <w:widowControl/>
       </w:pPr>
       <w:r>
         <w:rPr>
-          <w:rFonts w:ascii="Calibri" w:hAnsi="Calibri" w:eastAsia="Calibri"/>
-          <w:b w:val="0"/>
-          <w:i/>
-          <w:sz w:val="22"/>
+          <w:sz w:val="20"/>
         </w:rPr>
-        <w:t>Мезгил: болжол менен 1666-жыл (Ньютондун призмасы); Фраунгофер сызыктары; 1859–1860-жылдары Кирхгоф менен Бунзендин химиялык спектроскопиясы; кийинки кванттык жана электрондук ыкмалар | Негизги өкүлдөр: Исаак Ньютон; Йозеф фон Фраунгофер; Густав Кирхгоф; Роберт Бунзен; кийинки спектроскописттер</w:t>
+        <w:t>Мезгил: болжол менен 1666-жыл (Ньютондун призмасы); Фраунгофер сызыктары; 1859–1860-жылдардагы Кирхгоф–Бунзен химиялык спектроскопиясы; кийин кванттык жана электрондук ыкмалар | Негизги салым кошкондор: Исаак Ньютон; Жозеф фон Фраунгофер; Густав Кирхгоф; Роберт Бунзен; кийинки спектроскописттер</w:t>
       </w:r>
     </w:p>
     <w:p>
       <w:pPr>
-        <w:spacing w:after="160" w:line="276" w:lineRule="auto"/>
+        <w:widowControl/>
       </w:pPr>
       <w:r>
-        <w:rPr>
-          <w:rFonts w:ascii="Calibri" w:hAnsi="Calibri" w:eastAsia="Calibri"/>
-          <w:b w:val="0"/>
-          <w:i w:val="0"/>
-          <w:sz w:val="22"/>
-        </w:rPr>
-        <w:t>Спектроскопия заттын жарыкты жана башка нурланууну кандай чыгарарын, сиңирерин же чачыратарын изилдейт. Алынган өзгөчө сүрөттөр заттын курамын ачып, атүгүл алыстагы жылдыздар тууралуу маалымат берет.</w:t>
+        <w:t>Спектроскопия зат жарыкты жана башка нурланууну кантип чыгарарын, сиңирерин же чачыратарын изилдейт. Пайда болгон үлгүлөр заттын курамын, ал тургай алыскы жылдыз тууралуу маалыматты ачат.</w:t>
       </w:r>
     </w:p>
     <w:p>
       <w:pPr>
-        <w:keepNext/>
-        <w:spacing w:before="240" w:after="120"/>
+        <w:pStyle w:val="Heading1"/>
+        <w:widowControl/>
       </w:pPr>
       <w:r>
-        <w:rPr>
-          <w:rFonts w:ascii="Calibri" w:hAnsi="Calibri" w:eastAsia="Calibri"/>
-          <w:b/>
-          <w:i w:val="0"/>
-          <w:color w:val="004E8C"/>
-          <w:sz w:val="28"/>
-        </w:rPr>
-        <w:t>Негизги фактылар</w:t>
+        <w:t>Негизги маалыматтар</w:t>
       </w:r>
     </w:p>
     <w:p>
       <w:pPr>
         <w:pStyle w:val="ListBullet"/>
+        <w:widowControl/>
       </w:pPr>
       <w:r>
-        <w:rPr>
-          <w:rFonts w:ascii="Calibri" w:hAnsi="Calibri" w:eastAsia="Calibri"/>
-          <w:b w:val="0"/>
-          <w:i w:val="0"/>
-          <w:sz w:val="22"/>
-        </w:rPr>
-        <w:t>Ньютон призма ак жарыкты түстөрдүн спектрине ажыратарын көрсөткөн</w:t>
+        <w:t>Ньютон призма ак жарыкты түстөр спектрине бөлөрүн көрсөткөн.</w:t>
       </w:r>
     </w:p>
     <w:p>
       <w:pPr>
         <w:pStyle w:val="ListBullet"/>
+        <w:widowControl/>
       </w:pPr>
       <w:r>
-        <w:rPr>
-          <w:rFonts w:ascii="Calibri" w:hAnsi="Calibri" w:eastAsia="Calibri"/>
-          <w:b w:val="0"/>
-          <w:i w:val="0"/>
-          <w:sz w:val="22"/>
-        </w:rPr>
-        <w:t>Йозеф фон Фраунгофер Күндүн спектриндеги кара сызыктарды так картага түшүргөн</w:t>
+        <w:t>Жозеф фон Фраунгофер Күндүн спектриндеги кара сызыктарды кылдат картага түшүргөн.</w:t>
       </w:r>
     </w:p>
     <w:p>
       <w:pPr>
         <w:pStyle w:val="ListBullet"/>
+        <w:widowControl/>
       </w:pPr>
       <w:r>
-        <w:rPr>
-          <w:rFonts w:ascii="Calibri" w:hAnsi="Calibri" w:eastAsia="Calibri"/>
-          <w:b w:val="0"/>
-          <w:i w:val="0"/>
-          <w:sz w:val="22"/>
-        </w:rPr>
-        <w:t>Густав Кирхгоф менен Роберт Бунзен спектрдеги сызыктарды химиялык элементтер менен байланыштырган</w:t>
+        <w:t>Густав Кирхгоф менен Роберт Бунзен сызыктардын үлгүсүн химиялык элементтерге байланыштырган.</w:t>
       </w:r>
     </w:p>
     <w:p>
       <w:pPr>
         <w:pStyle w:val="ListBullet"/>
+        <w:widowControl/>
       </w:pPr>
       <w:r>
-        <w:rPr>
-          <w:rFonts w:ascii="Calibri" w:hAnsi="Calibri" w:eastAsia="Calibri"/>
-          <w:b w:val="0"/>
-          <w:i w:val="0"/>
-          <w:sz w:val="22"/>
-        </w:rPr>
-        <w:t>Спектроскопия гелий Жерден табыла электе эле аны Күндөн аныктаган</w:t>
+        <w:t>Спектроскопия гелийди Жерден табылганга чейин Күндөн аныктаган.</w:t>
       </w:r>
     </w:p>
     <w:p>
       <w:pPr>
         <w:pStyle w:val="ListBullet"/>
+        <w:widowControl/>
       </w:pPr>
       <w:r>
-        <w:rPr>
-          <w:rFonts w:ascii="Calibri" w:hAnsi="Calibri" w:eastAsia="Calibri"/>
-          <w:b w:val="0"/>
-          <w:i w:val="0"/>
-          <w:sz w:val="22"/>
-        </w:rPr>
-        <w:t>Азыркы спектроскопия электромагниттик спектрдин көптөгөн бөлүктөрүн колдонот</w:t>
+        <w:t>Азыркы спектроскопия электромагниттик спектрдин көп аймагын колдонот.</w:t>
       </w:r>
     </w:p>
     <w:p>
       <w:pPr>
-        <w:keepNext/>
-        <w:spacing w:before="240" w:after="120"/>
+        <w:pStyle w:val="Heading1"/>
+        <w:widowControl/>
       </w:pPr>
       <w:r>
-        <w:rPr>
-          <w:rFonts w:ascii="Calibri" w:hAnsi="Calibri" w:eastAsia="Calibri"/>
-          <w:b/>
-          <w:i w:val="0"/>
-          <w:color w:val="004E8C"/>
-          <w:sz w:val="28"/>
-        </w:rPr>
-        <w:t>Бул эмне</w:t>
+        <w:t>Бул эмне?</w:t>
       </w:r>
     </w:p>
     <w:p>
       <w:pPr>
-        <w:spacing w:after="160" w:line="276" w:lineRule="auto"/>
+        <w:widowControl/>
       </w:pPr>
       <w:r>
-        <w:rPr>
-          <w:rFonts w:ascii="Calibri" w:hAnsi="Calibri" w:eastAsia="Calibri"/>
-          <w:b w:val="0"/>
-          <w:i w:val="0"/>
-          <w:sz w:val="22"/>
-        </w:rPr>
-        <w:t>Спектроскопия заттын электромагниттик нурлануу менен өз ара аракетин изилдейт; ага көзгө көрүнгөн жарык, инфракызыл жана ультракызгылт көк нурлар, ошондой эле радио толкундар кирет. Призма же дифракциялык тор нурланууну толкун узундугу боюнча ажыратат. Детектор натыйжаны спектр түрүндө каттайт. Жаркыраган же кара сызыктар штрихкод сыяктуу иштейт: ар бир атом же молекула өзүнө гана таандык из калтырат. Бул сүрөт заттын түрүн, температурасын, кыймылын жана башка шарттарын көрсөтө алат.</w:t>
+        <w:t>Спектроскопия заттын көрүнүүчү жарык, инфракызыл, ультракызгылт көк жана радиотолкунду камтыган электромагниттик нурлануу менен өз ара аракетин изилдейт. Призма же дифракциялык тор нурланууну толкун узундугуна жараша бөлөт. Детектор натыйжаны спектр катары каттайт. Жарык же кара сызыктар штрихкод сыяктуу иштей алат: ар бир атом же молекула таанылуучу үлгү калтырат. Ал заттын түрүн, температурасын, кыймылын жана башка шарттарын көрсөтөт.</w:t>
       </w:r>
     </w:p>
     <w:p>
       <w:pPr>
-        <w:keepNext/>
-        <w:spacing w:before="240" w:after="120"/>
+        <w:pStyle w:val="Heading1"/>
+        <w:widowControl/>
       </w:pPr>
       <w:r>
-        <w:rPr>
-          <w:rFonts w:ascii="Calibri" w:hAnsi="Calibri" w:eastAsia="Calibri"/>
-          <w:b/>
-          <w:i w:val="0"/>
-          <w:color w:val="004E8C"/>
-          <w:sz w:val="28"/>
-        </w:rPr>
-        <w:t>Аны ким ачкан же ойлоп тапкан</w:t>
+        <w:t xml:space="preserve">Ким ойлоп тапкан</w:t>
       </w:r>
     </w:p>
     <w:p>
       <w:pPr>
-        <w:spacing w:after="160" w:line="276" w:lineRule="auto"/>
+        <w:widowControl/>
       </w:pPr>
       <w:r>
-        <w:rPr>
-          <w:rFonts w:ascii="Calibri" w:hAnsi="Calibri" w:eastAsia="Calibri"/>
-          <w:b w:val="0"/>
-          <w:i w:val="0"/>
-          <w:sz w:val="22"/>
-        </w:rPr>
-        <w:t>Исаак Ньютон 1660-жылдары призма ак жарыкты түстөргө ажыратарын көрсөткөн. XIX кылымдын башында Йозеф фон Фраунгофер күн нурундагы жүздөгөн кара сызыкты картага түшүргөн. 1859–1860-жылдары Густав Кирхгоф менен Роберт Бунзен ысытылган ар бир элемент өзүнө мүнөздүү сызыктарды чыгарарын далилдешкен. Ошентип, спектр химиялык затты аныктоочу ыкмага айланды. Кийинки физиктер сызыктардын пайда болушун кванттык теория менен түшүндүрүп, аспап жасоочулар ыкманы көзгө көрүнгөн жарыктан алда канча кеңири нурланууга жайылтышты.</w:t>
+        <w:t>Исаак Ньютон 1660-жылдары призма ак жарыкты түскө ажыратарын көрсөткөн. XIX кылымдын башында Жозеф фон Фраунгофер күн жарыгындагы жүздөгөн кара сызыкты белгилеген. 1859–1860-жылдары Густав Кирхгоф менен Роберт Бунзен ысытылган элементтер өзүнө мүнөздүү сызыктарды чыгарарын көрсөткөн. Алар спектрди химиялык таануу ыкмасына айландырган. Кийин физиктер сызыктарды кванттык теория менен түшүндүрүп, аспап усталары ыкманы көрүнүүчү жарыктан кыйла ары кеңейткен.</w:t>
       </w:r>
     </w:p>
     <w:p>
       <w:pPr>
-        <w:keepNext/>
-        <w:spacing w:before="240" w:after="120"/>
+        <w:pStyle w:val="Heading1"/>
+        <w:widowControl/>
       </w:pPr>
       <w:r>
-        <w:rPr>
-          <w:rFonts w:ascii="Calibri" w:hAnsi="Calibri" w:eastAsia="Calibri"/>
-          <w:b/>
-          <w:i w:val="0"/>
-          <w:color w:val="004E8C"/>
-          <w:sz w:val="28"/>
-        </w:rPr>
-        <w:t>Качан жана кантип пайда болгон</w:t>
+        <w:t>Качан жана кантип пайда болгон?</w:t>
       </w:r>
     </w:p>
     <w:p>
       <w:pPr>
-        <w:spacing w:after="160" w:line="276" w:lineRule="auto"/>
+        <w:widowControl/>
       </w:pPr>
       <w:r>
-        <w:rPr>
-          <w:rFonts w:ascii="Calibri" w:hAnsi="Calibri" w:eastAsia="Calibri"/>
-          <w:b w:val="0"/>
-          <w:i w:val="0"/>
-          <w:sz w:val="22"/>
-        </w:rPr>
-        <w:t>Жакшыраак призмалар, телескоптор жана өлчөөчү жабдуулар түстүү тилкени акырындап так илимий маалыматка айлантты. Кирхгоф менен Бунзен туздарды жалында ысытып, чыккан жаркыраган сызыктарды салыштырышкан. Көп өтпөй астрономдор жылдыздан үлгү ала албаса да, ошол эле ыкманы жылдыз нуруна колдонушту. Гелий 1868-жылы Күндүн спектринен аныкталып, Жерден кийинчерээк табылган. XX кылымдагы электроника, лазерлер жана компьютерлер спектрди тезирээк жана кыйла майда-чүйдөсүнө чейин өлчөөгө мүмкүнчүлүк берди.</w:t>
+        <w:t>Жакшыраак призма, телескоп жана өлчөгүч түстүү тилкени акырындап так маалыматка айландырган. Кирхгоф менен Бунзен туздарды жалында ысытып, жарык сызыктарын салыштырган. Астрономдор жылдыздан үлгү ала албаса да, ошол ыкманы анын жарыгына колдонгон. Гелий 1868-жылы Күндүн спектринен аныкталып, Жерден кийин табылган. XX кылымдагы электроника, лазер жана компьютер спектрди тез жана деталдуу алган.</w:t>
       </w:r>
     </w:p>
     <w:p>
       <w:pPr>
-        <w:keepNext/>
-        <w:spacing w:before="240" w:after="120"/>
+        <w:pStyle w:val="Heading1"/>
+        <w:widowControl/>
       </w:pPr>
       <w:r>
-        <w:rPr>
-          <w:rFonts w:ascii="Calibri" w:hAnsi="Calibri" w:eastAsia="Calibri"/>
-          <w:b/>
-          <w:i w:val="0"/>
-          <w:color w:val="004E8C"/>
-          <w:sz w:val="28"/>
-        </w:rPr>
-        <w:t>Илимий жактан мааниси</w:t>
+        <w:t>Илим үчүн мааниси</w:t>
       </w:r>
     </w:p>
     <w:p>
       <w:pPr>
-        <w:spacing w:after="160" w:line="276" w:lineRule="auto"/>
+        <w:widowControl/>
       </w:pPr>
       <w:r>
-        <w:rPr>
-          <w:rFonts w:ascii="Calibri" w:hAnsi="Calibri" w:eastAsia="Calibri"/>
-          <w:b w:val="0"/>
-          <w:i w:val="0"/>
-          <w:sz w:val="22"/>
-        </w:rPr>
-        <w:t>Спектроскопия затка кол тийгизбей жана аны бузбай аныктоого мүмкүндүк берди. Ошондой эле атомдор менен молекулаларда так белгиленген энергия деңгээлдери бар экенин ачууга жардам берди. Алар энергия алган же жоготкон учурда белгилүү толкун узундуктарын сиңирет же чыгарат. Бул кубулушту кийин кванттык механика түшүндүрдү. Демек, спектр жөн гана түстөрдүн көрүнүшү эмес, көзгө көрүнбөгөн майда түзүлүш тууралуу далил. Толкун узундугун так өлчөө илимий стандарттарды түзүүдө да маанилүү куралга айланды.</w:t>
+        <w:t>Спектроскопия затка тийбей, аны бузбай таанууга жол ачкан. Ошондой эле атом менен молекуланын белгилүү энергия деңгээлдери бар экенин көрсөтүүгө жардам берген. Алар энергия алганда же жоготкондо белгилүү толкун узундуктарын сиңирет же чыгарат. Кванттык механика муну кийин түшүндүргөн. Демек, спектр түстөр гана эмес, көз көрбөгөн түзүлүштүн далили. Толкун узундугун так өлчөө илимий эталондор үчүн да маанилүү болгон.</w:t>
       </w:r>
     </w:p>
     <w:p>
       <w:pPr>
-        <w:keepNext/>
-        <w:spacing w:before="240" w:after="120"/>
+        <w:pStyle w:val="Heading1"/>
+        <w:widowControl/>
       </w:pPr>
       <w:r>
-        <w:rPr>
-          <w:rFonts w:ascii="Calibri" w:hAnsi="Calibri" w:eastAsia="Calibri"/>
-          <w:b/>
-          <w:i w:val="0"/>
-          <w:color w:val="004E8C"/>
-          <w:sz w:val="28"/>
-        </w:rPr>
-        <w:t>Кийинки өнүгүүлөргө тийгизген таасири</w:t>
+        <w:t>Кийинки өнүгүүгө тийгизген таасири</w:t>
       </w:r>
     </w:p>
     <w:p>
       <w:pPr>
-        <w:spacing w:after="160" w:line="276" w:lineRule="auto"/>
+        <w:widowControl/>
       </w:pPr>
       <w:r>
-        <w:rPr>
-          <w:rFonts w:ascii="Calibri" w:hAnsi="Calibri" w:eastAsia="Calibri"/>
-          <w:b w:val="0"/>
-          <w:i w:val="0"/>
-          <w:sz w:val="22"/>
-        </w:rPr>
-        <w:t>Астрономдор спектр аркылуу жылдыздар менен галактикалардын курамын, температурасын жана кыймылын аныктайт. Химиктер инфракызыл жана башка ыкмалар менен молекулаларды тааныйт. Ооруканаларда спектроскопияга жакын магниттик-резонанстык ыкмалар колдонулат, ал эми экологдор аба менен суудагы булгоочу заттарды өлчөйт. Дары өндүрүүчүлөр чийки заттын түрүн жана тазалыгын текшерет. Лазерлер, космостук телескоптор жана жарым өткөргүч заводдору спектрди улам так өлчөөчү технологияларга таянат.</w:t>
+        <w:t>Астрономия спектр менен жылдыздын жана галактиканын курамын, температурасын жана кыймылын аныктайт. Химиктер молекуланы инфракызыл жана башка ыкмалар менен тааныйт. Ооруканалар тектеш магниттик резонанс ыкмаларын, экология адистери суу-абадагы булганууну өлчөөнү колдонот. Дары жасоочулар заттын кимдигин жана тазалыгын текшерет. Лазер, космос телескобу жана жарым өткөргүч фабрика барган сайын так спектр өлчөөгө таянат.</w:t>
       </w:r>
     </w:p>
     <w:p>
       <w:pPr>
-        <w:keepNext/>
-        <w:spacing w:before="240" w:after="120"/>
+        <w:pStyle w:val="Heading1"/>
+        <w:widowControl/>
       </w:pPr>
       <w:r>
-        <w:rPr>
-          <w:rFonts w:ascii="Calibri" w:hAnsi="Calibri" w:eastAsia="Calibri"/>
-          <w:b/>
-          <w:i w:val="0"/>
-          <w:color w:val="004E8C"/>
-          <w:sz w:val="28"/>
-        </w:rPr>
-        <w:t>Адамдардын жашоосун кантип өзгөрткөн</w:t>
+        <w:t>Адамдардын жашоосун кантип өзгөрткөн?</w:t>
       </w:r>
     </w:p>
     <w:p>
       <w:pPr>
-        <w:spacing w:after="160" w:line="276" w:lineRule="auto"/>
+        <w:widowControl/>
       </w:pPr>
       <w:r>
-        <w:rPr>
-          <w:rFonts w:ascii="Calibri" w:hAnsi="Calibri" w:eastAsia="Calibri"/>
-          <w:b w:val="0"/>
-          <w:i w:val="0"/>
-          <w:sz w:val="22"/>
-        </w:rPr>
-        <w:t>Спектроскопиялык аспаптар тамак-ашты, дары-дармектерди, ичүүчү сууну жана заводдон чыккан газдарды текшерүүгө жардам берет. Дарыгерлер менен изилдөөчүлөр организмдеги химиялык процесстерди карай алат, ал эми криминалистикалык лабораториялар далилдерди талдайт. Спектроскопия адамзаттын асман жөнүндөгү түшүнүгүн да өзгөрттү: көзгө чекит болуп көрүнгөн жарык химиялык маалыматтын булагына айланды. Ал өтө алыстан келген катты окугандай, бара албаган жерлер тууралуу билүүгө мүмкүндүк берет. Бирок күчтүү аспаптар кымбат болгондуктан, аларга жеткиликтүүлүк бардык жерде бирдей эмес.</w:t>
+        <w:t>Спектроскопиялык аспаптар азыкты, дарыны, ичүүчү сууну жана завод чыгындысын текшерүүгө жардам берет. Алар дене химиясын изилдетип, соттук лабораторияга далил талдоого шарт түзөт. Асман тууралуу түшүнүк да өзгөргөн: жарык чекити химиялык маалыматтын булагына айланган. Алыстан кат окугандай, спектроскопия бара албаган жерибиз тууралуу үйрөтөт. Кубаттуу аспаптар кымбат болгондуктан, жеткиликтүүлүк бирдей эмес.</w:t>
       </w:r>
     </w:p>
     <w:p>
       <w:pPr>
-        <w:keepNext/>
-        <w:spacing w:before="240" w:after="120"/>
+        <w:pStyle w:val="Heading1"/>
+        <w:widowControl/>
       </w:pPr>
       <w:r>
-        <w:rPr>
-          <w:rFonts w:ascii="Calibri" w:hAnsi="Calibri" w:eastAsia="Calibri"/>
-          <w:b/>
-          <w:i w:val="0"/>
-          <w:color w:val="004E8C"/>
-          <w:sz w:val="28"/>
-        </w:rPr>
-        <w:t>Булактар жана шилтемелер</w:t>
+        <w:t>Булактар жана кошумча окуу</w:t>
       </w:r>
     </w:p>
     <w:p>
       <w:pPr>
-        <w:keepNext/>
-        <w:spacing w:before="240" w:after="120"/>
+        <w:pStyle w:val="Heading2"/>
+        <w:widowControl/>
       </w:pPr>
       <w:r>
         <w:rPr>
-          <w:rFonts w:ascii="Calibri" w:hAnsi="Calibri" w:eastAsia="Calibri"/>
-          <w:b/>
-          <w:i w:val="0"/>
-          <w:color w:val="004E8C"/>
-          <w:sz w:val="24"/>
+          <w:sz w:val="20"/>
         </w:rPr>
-        <w:t>C. Мекемелердин материалдары жана энциклопедиялык булактар</w:t>
+        <w:t>Уюмдардын жана энциклопедиялардын материалдары</w:t>
       </w:r>
     </w:p>
     <w:p>
       <w:pPr>
-        <w:spacing w:after="80"/>
-        <w:ind w:left="360"/>
+        <w:widowControl/>
       </w:pPr>
       <w:r>
         <w:rPr>
-          <w:rFonts w:ascii="Calibri" w:hAnsi="Calibri" w:eastAsia="Calibri"/>
-          <w:b w:val="0"/>
-          <w:i w:val="0"/>
-          <w:sz w:val="22"/>
+          <w:sz w:val="20"/>
         </w:rPr>
-        <w:t>1. Encyclopaedia Britannica. «Спектроскопия».</w:t>
-      </w:r>
-      <w:r>
-        <w:rPr>
-          <w:rFonts w:ascii="Calibri" w:hAnsi="Calibri" w:eastAsia="Calibri"/>
-          <w:b w:val="0"/>
-          <w:i w:val="0"/>
-          <w:sz w:val="22"/>
-        </w:rPr>
-        <w:t xml:space="preserve"> </w:t>
+        <w:t xml:space="preserve">1. Encyclopaedia Britannica. 'Spectroscopy.' </w:t>
       </w:r>
       <w:hyperlink r:id="rId9">
         <w:r>
           <w:rPr>
-            <w:rFonts w:ascii="Calibri" w:hAnsi="Calibri" w:eastAsia="Calibri"/>
-            <w:b w:val="0"/>
-            <w:i w:val="0"/>
-            <w:sz w:val="22"/>
-            <w:color w:val="0563C1"/>
-            <w:u w:val="single"/>
+            <w:sz w:val="20"/>
           </w:rPr>
           <w:t>https://www.britannica.com/science/spectroscopy</w:t>
         </w:r>
       </w:hyperlink>
+      <w:r>
+        <w:rPr>
+          <w:sz w:val="20"/>
+        </w:rPr>
+      </w:r>
     </w:p>
     <w:p>
       <w:pPr>
-        <w:spacing w:after="80"/>
-        <w:ind w:left="360"/>
+        <w:widowControl/>
       </w:pPr>
       <w:r>
         <w:rPr>
-          <w:rFonts w:ascii="Calibri" w:hAnsi="Calibri" w:eastAsia="Calibri"/>
-          <w:b w:val="0"/>
-          <w:i w:val="0"/>
-          <w:sz w:val="22"/>
+          <w:sz w:val="20"/>
         </w:rPr>
-        <w:t>2. Encyclopaedia Britannica. «Спектр».</w:t>
-      </w:r>
-      <w:r>
-        <w:rPr>
-          <w:rFonts w:ascii="Calibri" w:hAnsi="Calibri" w:eastAsia="Calibri"/>
-          <w:b w:val="0"/>
-          <w:i w:val="0"/>
-          <w:sz w:val="22"/>
-        </w:rPr>
-        <w:t xml:space="preserve"> </w:t>
+        <w:t xml:space="preserve">2. Encyclopaedia Britannica. 'Spectrum.' </w:t>
       </w:r>
       <w:hyperlink r:id="rId10">
         <w:r>
           <w:rPr>
-            <w:rFonts w:ascii="Calibri" w:hAnsi="Calibri" w:eastAsia="Calibri"/>
-            <w:b w:val="0"/>
-            <w:i w:val="0"/>
-            <w:sz w:val="22"/>
-            <w:color w:val="0563C1"/>
-            <w:u w:val="single"/>
+            <w:sz w:val="20"/>
           </w:rPr>
           <w:t>https://www.britannica.com/science/spectrum</w:t>
         </w:r>
       </w:hyperlink>
-    </w:p>
-    <w:p>
-      <w:pPr>
-        <w:keepNext/>
-        <w:spacing w:before="240" w:after="120"/>
-      </w:pPr>
       <w:r>
         <w:rPr>
-          <w:rFonts w:ascii="Calibri" w:hAnsi="Calibri" w:eastAsia="Calibri"/>
-          <w:b/>
-          <w:i w:val="0"/>
-          <w:color w:val="004E8C"/>
-          <w:sz w:val="24"/>
+          <w:sz w:val="20"/>
         </w:rPr>
-        <w:t>G. Космос агенттиктеринин, лабораториялардын жана илимий уюмдардын материалдары</w:t>
       </w:r>
     </w:p>
     <w:p>
       <w:pPr>
-        <w:spacing w:after="80"/>
-        <w:ind w:left="360"/>
+        <w:pStyle w:val="Heading2"/>
+        <w:widowControl/>
       </w:pPr>
       <w:r>
         <w:rPr>
-          <w:rFonts w:ascii="Calibri" w:hAnsi="Calibri" w:eastAsia="Calibri"/>
-          <w:b w:val="0"/>
-          <w:i w:val="0"/>
-          <w:sz w:val="22"/>
+          <w:sz w:val="20"/>
         </w:rPr>
-        <w:t>1. National Institute of Standards and Technology. «Атомдук спектрлердин маалымат базасы».</w:t>
+        <w:t>Лабораториялар жана илимий уюмдар</w:t>
       </w:r>
+    </w:p>
+    <w:p>
+      <w:pPr>
+        <w:widowControl/>
+      </w:pPr>
       <w:r>
         <w:rPr>
-          <w:rFonts w:ascii="Calibri" w:hAnsi="Calibri" w:eastAsia="Calibri"/>
-          <w:b w:val="0"/>
-          <w:i w:val="0"/>
-          <w:sz w:val="22"/>
+          <w:sz w:val="20"/>
         </w:rPr>
-        <w:t xml:space="preserve"> </w:t>
+        <w:t xml:space="preserve">1. National Institute of Standards and Technology. 'Atomic Spectra Database.' </w:t>
       </w:r>
       <w:hyperlink r:id="rId11">
         <w:r>
           <w:rPr>
-            <w:rFonts w:ascii="Calibri" w:hAnsi="Calibri" w:eastAsia="Calibri"/>
-            <w:b w:val="0"/>
-            <w:i w:val="0"/>
-            <w:sz w:val="22"/>
-            <w:color w:val="0563C1"/>
-            <w:u w:val="single"/>
+            <w:sz w:val="20"/>
           </w:rPr>
           <w:t>https://physics.nist.gov/PhysRefData/ASD/</w:t>
         </w:r>
       </w:hyperlink>
+      <w:r>
+        <w:rPr>
+          <w:sz w:val="20"/>
+        </w:rPr>
+      </w:r>
     </w:p>
     <w:p>
       <w:pPr>
-        <w:spacing w:after="80"/>
-        <w:ind w:left="360"/>
+        <w:widowControl/>
       </w:pPr>
       <w:r>
         <w:rPr>
-          <w:rFonts w:ascii="Calibri" w:hAnsi="Calibri" w:eastAsia="Calibri"/>
-          <w:b w:val="0"/>
-          <w:i w:val="0"/>
-          <w:sz w:val="22"/>
+          <w:sz w:val="20"/>
         </w:rPr>
-        <w:t>2. American Physical Society. «Физика тарыхындагы ушул ай: 1859-жылдын октябры, Кирхгоф менен Бунзен спектрдик анализди баштайт».</w:t>
-      </w:r>
-      <w:r>
-        <w:rPr>
-          <w:rFonts w:ascii="Calibri" w:hAnsi="Calibri" w:eastAsia="Calibri"/>
-          <w:b w:val="0"/>
-          <w:i w:val="0"/>
-          <w:sz w:val="22"/>
-        </w:rPr>
-        <w:t xml:space="preserve"> </w:t>
+        <w:t xml:space="preserve">2. American Physical Society. 'This Month in Physics History: October 1859, Kirchhoff and Bunsen Begin Spectral Analysis.' </w:t>
       </w:r>
       <w:hyperlink r:id="rId12">
         <w:r>
           <w:rPr>
-            <w:rFonts w:ascii="Calibri" w:hAnsi="Calibri" w:eastAsia="Calibri"/>
-            <w:b w:val="0"/>
-            <w:i w:val="0"/>
-            <w:sz w:val="22"/>
-            <w:color w:val="0563C1"/>
-            <w:u w:val="single"/>
+            <w:sz w:val="20"/>
           </w:rPr>
           <w:t>https://www.aps.org/archives/publications/apsnews/200910/physicshistory.cfm</w:t>
         </w:r>
       </w:hyperlink>
+      <w:r>
+        <w:rPr>
+          <w:sz w:val="20"/>
+        </w:rPr>
+      </w:r>
     </w:p>
     <w:sectPr>
-      <w:pgSz w:w="12240" w:h="15840"/>
-      <w:pgMar w:top="1296" w:right="1440" w:bottom="1296" w:left="1440" w:header="720" w:footer="720" w:gutter="0"/>
+      <w:footerReference w:type="default" r:id="rId13"/>
+      <w:pgSz w:w="11906" w:h="16838"/>
+      <w:pgMar w:top="1020" w:right="1134" w:bottom="1020" w:left="1134" w:header="720" w:footer="720" w:gutter="0"/>
       <w:cols w:space="720"/>
       <w:docGrid w:linePitch="360"/>
     </w:sectPr>
   </w:body>
 </w:document>
+</file>
+
+<file path=word/footer1.xml><?xml version="1.0" encoding="utf-8"?>
+<w:ftr xmlns:m="http://schemas.openxmlformats.org/officeDocument/2006/math" xmlns:mc="http://schemas.openxmlformats.org/markup-compatibility/2006" xmlns:mo="http://schemas.microsoft.com/office/mac/office/2008/main" xmlns:mv="urn:schemas-microsoft-com:mac:vml" xmlns:o="urn:schemas-microsoft-com:office:office" xmlns:r="http://schemas.openxmlformats.org/officeDocument/2006/relationships" xmlns:v="urn:schemas-microsoft-com:vml" xmlns:w10="urn:schemas-microsoft-com:office:word" xmlns:w14="http://schemas.microsoft.com/office/word/2010/wordml" xmlns:w="http://schemas.openxmlformats.org/wordprocessingml/2006/main" xmlns:wne="http://schemas.microsoft.com/office/word/2006/wordml" xmlns:wp14="http://schemas.microsoft.com/office/word/2010/wordprocessingDrawing" xmlns:wp="http://schemas.openxmlformats.org/drawingml/2006/wordprocessingDrawing" xmlns:wpc="http://schemas.microsoft.com/office/word/2010/wordprocessingCanvas" xmlns:wpg="http://schemas.microsoft.com/office/word/2010/wordprocessingGroup" xmlns:wpi="http://schemas.microsoft.com/office/word/2010/wordprocessingInk" xmlns:wps="http://schemas.microsoft.com/office/word/2010/wordprocessingShape" mc:Ignorable="w14 wp14">
+  <w:p>
+    <w:pPr>
+      <w:pStyle w:val="Footer"/>
+      <w:jc w:val="right"/>
+    </w:pPr>
+    <w:fldSimple w:instr="PAGE"/>
+  </w:p>
+</w:ftr>
 </file>
 
 <file path=word/numbering.xml><?xml version="1.0" encoding="utf-8"?>
@@ -741,7 +559,7 @@
   <w:docDefaults>
     <w:rPrDefault>
       <w:rPr>
-        <w:rFonts w:asciiTheme="minorHAnsi" w:eastAsiaTheme="minorEastAsia" w:hAnsiTheme="minorHAnsi" w:cstheme="minorBidi"/>
+        <w:rFonts/>
         <w:sz w:val="22"/>
         <w:szCs w:val="22"/>
         <w:lang w:val="en-US" w:eastAsia="en-US" w:bidi="ar-SA"/>
@@ -896,6 +714,15 @@
     <w:name w:val="Normal"/>
     <w:qFormat/>
     <w:rsid w:val="00FC693F"/>
+    <w:pPr>
+      <w:spacing w:after="120" w:line="259" w:lineRule="auto"/>
+    </w:pPr>
+    <w:rPr>
+      <w:rFonts w:ascii="Times New Roman" w:hAnsi="Times New Roman"/>
+      <w:color w:val="000000"/>
+      <w:sz w:val="24"/>
+      <w:lang w:val="ky-KG"/>
+    </w:rPr>
   </w:style>
   <w:style w:type="paragraph" w:styleId="Header">
     <w:name w:val="header"/>
@@ -952,16 +779,17 @@
     <w:pPr>
       <w:keepNext/>
       <w:keepLines/>
-      <w:spacing w:before="480" w:after="0"/>
+      <w:spacing w:before="480" w:after="120" w:line="259" w:lineRule="auto"/>
       <w:outlineLvl w:val="0"/>
     </w:pPr>
     <w:rPr>
-      <w:rFonts w:asciiTheme="majorHAnsi" w:eastAsiaTheme="majorEastAsia" w:hAnsiTheme="majorHAnsi" w:cstheme="majorBidi"/>
+      <w:rFonts w:ascii="Times New Roman" w:hAnsi="Times New Roman"/>
       <w:b/>
       <w:bCs/>
-      <w:color w:val="365F91" w:themeColor="accent1" w:themeShade="BF"/>
-      <w:sz w:val="28"/>
+      <w:color w:val="000000"/>
+      <w:sz w:val="26"/>
       <w:szCs w:val="28"/>
+      <w:lang w:val="ky-KG"/>
     </w:rPr>
   </w:style>
   <w:style w:type="paragraph" w:styleId="Heading2">
@@ -976,16 +804,17 @@
     <w:pPr>
       <w:keepNext/>
       <w:keepLines/>
-      <w:spacing w:before="200" w:after="0"/>
+      <w:spacing w:before="200" w:after="120" w:line="259" w:lineRule="auto"/>
       <w:outlineLvl w:val="1"/>
     </w:pPr>
     <w:rPr>
-      <w:rFonts w:asciiTheme="majorHAnsi" w:eastAsiaTheme="majorEastAsia" w:hAnsiTheme="majorHAnsi" w:cstheme="majorBidi"/>
+      <w:rFonts w:ascii="Times New Roman" w:hAnsi="Times New Roman"/>
       <w:b/>
       <w:bCs/>
-      <w:color w:val="4F81BD" w:themeColor="accent1"/>
+      <w:color w:val="000000"/>
       <w:sz w:val="26"/>
       <w:szCs w:val="26"/>
+      <w:lang w:val="ky-KG"/>
     </w:rPr>
   </w:style>
   <w:style w:type="paragraph" w:styleId="Heading3">
@@ -1004,7 +833,7 @@
       <w:outlineLvl w:val="2"/>
     </w:pPr>
     <w:rPr>
-      <w:rFonts w:asciiTheme="majorHAnsi" w:eastAsiaTheme="majorEastAsia" w:hAnsiTheme="majorHAnsi" w:cstheme="majorBidi"/>
+      <w:rFonts/>
       <w:b/>
       <w:bCs/>
       <w:color w:val="4F81BD" w:themeColor="accent1"/>
@@ -1027,7 +856,7 @@
       <w:outlineLvl w:val="3"/>
     </w:pPr>
     <w:rPr>
-      <w:rFonts w:asciiTheme="majorHAnsi" w:eastAsiaTheme="majorEastAsia" w:hAnsiTheme="majorHAnsi" w:cstheme="majorBidi"/>
+      <w:rFonts/>
       <w:b/>
       <w:bCs/>
       <w:i/>
@@ -1052,7 +881,7 @@
       <w:outlineLvl w:val="4"/>
     </w:pPr>
     <w:rPr>
-      <w:rFonts w:asciiTheme="majorHAnsi" w:eastAsiaTheme="majorEastAsia" w:hAnsiTheme="majorHAnsi" w:cstheme="majorBidi"/>
+      <w:rFonts/>
       <w:color w:val="243F60" w:themeColor="accent1" w:themeShade="7F"/>
     </w:rPr>
   </w:style>
@@ -1073,7 +902,7 @@
       <w:outlineLvl w:val="5"/>
     </w:pPr>
     <w:rPr>
-      <w:rFonts w:asciiTheme="majorHAnsi" w:eastAsiaTheme="majorEastAsia" w:hAnsiTheme="majorHAnsi" w:cstheme="majorBidi"/>
+      <w:rFonts/>
       <w:i/>
       <w:iCs/>
       <w:color w:val="243F60" w:themeColor="accent1" w:themeShade="7F"/>
@@ -1096,7 +925,7 @@
       <w:outlineLvl w:val="6"/>
     </w:pPr>
     <w:rPr>
-      <w:rFonts w:asciiTheme="majorHAnsi" w:eastAsiaTheme="majorEastAsia" w:hAnsiTheme="majorHAnsi" w:cstheme="majorBidi"/>
+      <w:rFonts/>
       <w:i/>
       <w:iCs/>
       <w:color w:val="404040" w:themeColor="text1" w:themeTint="BF"/>
@@ -1119,7 +948,7 @@
       <w:outlineLvl w:val="7"/>
     </w:pPr>
     <w:rPr>
-      <w:rFonts w:asciiTheme="majorHAnsi" w:eastAsiaTheme="majorEastAsia" w:hAnsiTheme="majorHAnsi" w:cstheme="majorBidi"/>
+      <w:rFonts/>
       <w:color w:val="4F81BD" w:themeColor="accent1"/>
       <w:sz w:val="20"/>
       <w:szCs w:val="20"/>
@@ -1142,7 +971,7 @@
       <w:outlineLvl w:val="8"/>
     </w:pPr>
     <w:rPr>
-      <w:rFonts w:asciiTheme="majorHAnsi" w:eastAsiaTheme="majorEastAsia" w:hAnsiTheme="majorHAnsi" w:cstheme="majorBidi"/>
+      <w:rFonts/>
       <w:i/>
       <w:iCs/>
       <w:color w:val="404040" w:themeColor="text1" w:themeTint="BF"/>
@@ -1193,7 +1022,7 @@
     <w:uiPriority w:val="9"/>
     <w:rsid w:val="00FC693F"/>
     <w:rPr>
-      <w:rFonts w:asciiTheme="majorHAnsi" w:eastAsiaTheme="majorEastAsia" w:hAnsiTheme="majorHAnsi" w:cstheme="majorBidi"/>
+      <w:rFonts/>
       <w:b/>
       <w:bCs/>
       <w:color w:val="365F91" w:themeColor="accent1" w:themeShade="BF"/>
@@ -1208,7 +1037,7 @@
     <w:uiPriority w:val="9"/>
     <w:rsid w:val="00FC693F"/>
     <w:rPr>
-      <w:rFonts w:asciiTheme="majorHAnsi" w:eastAsiaTheme="majorEastAsia" w:hAnsiTheme="majorHAnsi" w:cstheme="majorBidi"/>
+      <w:rFonts/>
       <w:b/>
       <w:bCs/>
       <w:color w:val="4F81BD" w:themeColor="accent1"/>
@@ -1223,7 +1052,7 @@
     <w:uiPriority w:val="9"/>
     <w:rsid w:val="00FC693F"/>
     <w:rPr>
-      <w:rFonts w:asciiTheme="majorHAnsi" w:eastAsiaTheme="majorEastAsia" w:hAnsiTheme="majorHAnsi" w:cstheme="majorBidi"/>
+      <w:rFonts/>
       <w:b/>
       <w:bCs/>
       <w:color w:val="4F81BD" w:themeColor="accent1"/>
@@ -1238,19 +1067,17 @@
     <w:qFormat/>
     <w:rsid w:val="00FC693F"/>
     <w:pPr>
-      <w:pBdr>
-        <w:bottom w:val="single" w:sz="8" w:space="4" w:color="4F81BD" w:themeColor="accent1"/>
-      </w:pBdr>
-      <w:spacing w:after="300" w:line="240" w:lineRule="auto"/>
+      <w:spacing w:after="120" w:line="259" w:lineRule="auto"/>
       <w:contextualSpacing/>
     </w:pPr>
     <w:rPr>
-      <w:rFonts w:asciiTheme="majorHAnsi" w:eastAsiaTheme="majorEastAsia" w:hAnsiTheme="majorHAnsi" w:cstheme="majorBidi"/>
-      <w:color w:val="17365D" w:themeColor="text2" w:themeShade="BF"/>
+      <w:rFonts w:ascii="Times New Roman" w:hAnsi="Times New Roman"/>
+      <w:color w:val="000000"/>
       <w:spacing w:val="5"/>
       <w:kern w:val="28"/>
-      <w:sz w:val="52"/>
+      <w:sz w:val="40"/>
       <w:szCs w:val="52"/>
+      <w:lang w:val="ky-KG"/>
     </w:rPr>
   </w:style>
   <w:style w:type="character" w:customStyle="1" w:styleId="TitleChar">
@@ -1260,7 +1087,7 @@
     <w:uiPriority w:val="10"/>
     <w:rsid w:val="00FC693F"/>
     <w:rPr>
-      <w:rFonts w:asciiTheme="majorHAnsi" w:eastAsiaTheme="majorEastAsia" w:hAnsiTheme="majorHAnsi" w:cstheme="majorBidi"/>
+      <w:rFonts/>
       <w:color w:val="17365D" w:themeColor="text2" w:themeShade="BF"/>
       <w:spacing w:val="5"/>
       <w:kern w:val="28"/>
@@ -1282,7 +1109,7 @@
       </w:numPr>
     </w:pPr>
     <w:rPr>
-      <w:rFonts w:asciiTheme="majorHAnsi" w:eastAsiaTheme="majorEastAsia" w:hAnsiTheme="majorHAnsi" w:cstheme="majorBidi"/>
+      <w:rFonts/>
       <w:i/>
       <w:iCs/>
       <w:color w:val="4F81BD" w:themeColor="accent1"/>
@@ -1298,7 +1125,7 @@
     <w:uiPriority w:val="11"/>
     <w:rsid w:val="00FC693F"/>
     <w:rPr>
-      <w:rFonts w:asciiTheme="majorHAnsi" w:eastAsiaTheme="majorEastAsia" w:hAnsiTheme="majorHAnsi" w:cstheme="majorBidi"/>
+      <w:rFonts/>
       <w:i/>
       <w:iCs/>
       <w:color w:val="4F81BD" w:themeColor="accent1"/>
@@ -1423,8 +1250,15 @@
       <w:numPr>
         <w:numId w:val="1"/>
       </w:numPr>
+      <w:spacing w:after="120" w:line="259" w:lineRule="auto"/>
       <w:contextualSpacing/>
     </w:pPr>
+    <w:rPr>
+      <w:rFonts w:ascii="Times New Roman" w:hAnsi="Times New Roman"/>
+      <w:color w:val="000000"/>
+      <w:sz w:val="24"/>
+      <w:lang w:val="ky-KG"/>
+    </w:rPr>
   </w:style>
   <w:style w:type="paragraph" w:styleId="ListBullet2">
     <w:name w:val="List Bullet 2"/>
@@ -1596,7 +1430,7 @@
     <w:semiHidden/>
     <w:rsid w:val="00FC693F"/>
     <w:rPr>
-      <w:rFonts w:asciiTheme="majorHAnsi" w:eastAsiaTheme="majorEastAsia" w:hAnsiTheme="majorHAnsi" w:cstheme="majorBidi"/>
+      <w:rFonts/>
       <w:b/>
       <w:bCs/>
       <w:i/>
@@ -1612,7 +1446,7 @@
     <w:semiHidden/>
     <w:rsid w:val="00FC693F"/>
     <w:rPr>
-      <w:rFonts w:asciiTheme="majorHAnsi" w:eastAsiaTheme="majorEastAsia" w:hAnsiTheme="majorHAnsi" w:cstheme="majorBidi"/>
+      <w:rFonts/>
       <w:color w:val="243F60" w:themeColor="accent1" w:themeShade="7F"/>
     </w:rPr>
   </w:style>
@@ -1624,7 +1458,7 @@
     <w:semiHidden/>
     <w:rsid w:val="00FC693F"/>
     <w:rPr>
-      <w:rFonts w:asciiTheme="majorHAnsi" w:eastAsiaTheme="majorEastAsia" w:hAnsiTheme="majorHAnsi" w:cstheme="majorBidi"/>
+      <w:rFonts/>
       <w:i/>
       <w:iCs/>
       <w:color w:val="243F60" w:themeColor="accent1" w:themeShade="7F"/>
@@ -1638,7 +1472,7 @@
     <w:semiHidden/>
     <w:rsid w:val="00FC693F"/>
     <w:rPr>
-      <w:rFonts w:asciiTheme="majorHAnsi" w:eastAsiaTheme="majorEastAsia" w:hAnsiTheme="majorHAnsi" w:cstheme="majorBidi"/>
+      <w:rFonts/>
       <w:i/>
       <w:iCs/>
       <w:color w:val="404040" w:themeColor="text1" w:themeTint="BF"/>
@@ -1652,7 +1486,7 @@
     <w:semiHidden/>
     <w:rsid w:val="00FC693F"/>
     <w:rPr>
-      <w:rFonts w:asciiTheme="majorHAnsi" w:eastAsiaTheme="majorEastAsia" w:hAnsiTheme="majorHAnsi" w:cstheme="majorBidi"/>
+      <w:rFonts/>
       <w:color w:val="4F81BD" w:themeColor="accent1"/>
       <w:sz w:val="20"/>
       <w:szCs w:val="20"/>
@@ -1666,7 +1500,7 @@
     <w:semiHidden/>
     <w:rsid w:val="00FC693F"/>
     <w:rPr>
-      <w:rFonts w:asciiTheme="majorHAnsi" w:eastAsiaTheme="majorEastAsia" w:hAnsiTheme="majorHAnsi" w:cstheme="majorBidi"/>
+      <w:rFonts/>
       <w:i/>
       <w:iCs/>
       <w:color w:val="404040" w:themeColor="text1" w:themeTint="BF"/>
@@ -1725,9 +1559,6 @@
     <w:qFormat/>
     <w:rsid w:val="00FC693F"/>
     <w:pPr>
-      <w:pBdr>
-        <w:bottom w:val="single" w:sz="4" w:space="4" w:color="4F81BD" w:themeColor="accent1"/>
-      </w:pBdr>
       <w:spacing w:before="200" w:after="280"/>
       <w:ind w:left="936" w:right="936"/>
     </w:pPr>
@@ -3255,7 +3086,7 @@
         <w:spacing w:before="0" w:after="0" w:line="240" w:lineRule="auto"/>
       </w:pPr>
       <w:rPr>
-        <w:rFonts w:asciiTheme="majorHAnsi" w:eastAsiaTheme="majorEastAsia" w:hAnsiTheme="majorHAnsi" w:cstheme="majorBidi"/>
+        <w:rFonts/>
         <w:b/>
         <w:bCs/>
       </w:rPr>
@@ -3276,7 +3107,7 @@
         <w:spacing w:before="0" w:after="0" w:line="240" w:lineRule="auto"/>
       </w:pPr>
       <w:rPr>
-        <w:rFonts w:asciiTheme="majorHAnsi" w:eastAsiaTheme="majorEastAsia" w:hAnsiTheme="majorHAnsi" w:cstheme="majorBidi"/>
+        <w:rFonts/>
         <w:b/>
         <w:bCs/>
       </w:rPr>
@@ -3294,14 +3125,14 @@
     </w:tblStylePr>
     <w:tblStylePr w:type="firstCol">
       <w:rPr>
-        <w:rFonts w:asciiTheme="majorHAnsi" w:eastAsiaTheme="majorEastAsia" w:hAnsiTheme="majorHAnsi" w:cstheme="majorBidi"/>
+        <w:rFonts/>
         <w:b/>
         <w:bCs/>
       </w:rPr>
     </w:tblStylePr>
     <w:tblStylePr w:type="lastCol">
       <w:rPr>
-        <w:rFonts w:asciiTheme="majorHAnsi" w:eastAsiaTheme="majorEastAsia" w:hAnsiTheme="majorHAnsi" w:cstheme="majorBidi"/>
+        <w:rFonts/>
         <w:b/>
         <w:bCs/>
       </w:rPr>
@@ -3385,7 +3216,7 @@
         <w:spacing w:before="0" w:after="0" w:line="240" w:lineRule="auto"/>
       </w:pPr>
       <w:rPr>
-        <w:rFonts w:asciiTheme="majorHAnsi" w:eastAsiaTheme="majorEastAsia" w:hAnsiTheme="majorHAnsi" w:cstheme="majorBidi"/>
+        <w:rFonts/>
         <w:b/>
         <w:bCs/>
       </w:rPr>
@@ -3406,7 +3237,7 @@
         <w:spacing w:before="0" w:after="0" w:line="240" w:lineRule="auto"/>
       </w:pPr>
       <w:rPr>
-        <w:rFonts w:asciiTheme="majorHAnsi" w:eastAsiaTheme="majorEastAsia" w:hAnsiTheme="majorHAnsi" w:cstheme="majorBidi"/>
+        <w:rFonts/>
         <w:b/>
         <w:bCs/>
       </w:rPr>
@@ -3424,14 +3255,14 @@
     </w:tblStylePr>
     <w:tblStylePr w:type="firstCol">
       <w:rPr>
-        <w:rFonts w:asciiTheme="majorHAnsi" w:eastAsiaTheme="majorEastAsia" w:hAnsiTheme="majorHAnsi" w:cstheme="majorBidi"/>
+        <w:rFonts/>
         <w:b/>
         <w:bCs/>
       </w:rPr>
     </w:tblStylePr>
     <w:tblStylePr w:type="lastCol">
       <w:rPr>
-        <w:rFonts w:asciiTheme="majorHAnsi" w:eastAsiaTheme="majorEastAsia" w:hAnsiTheme="majorHAnsi" w:cstheme="majorBidi"/>
+        <w:rFonts/>
         <w:b/>
         <w:bCs/>
       </w:rPr>
@@ -3515,7 +3346,7 @@
         <w:spacing w:before="0" w:after="0" w:line="240" w:lineRule="auto"/>
       </w:pPr>
       <w:rPr>
-        <w:rFonts w:asciiTheme="majorHAnsi" w:eastAsiaTheme="majorEastAsia" w:hAnsiTheme="majorHAnsi" w:cstheme="majorBidi"/>
+        <w:rFonts/>
         <w:b/>
         <w:bCs/>
       </w:rPr>
@@ -3536,7 +3367,7 @@
         <w:spacing w:before="0" w:after="0" w:line="240" w:lineRule="auto"/>
       </w:pPr>
       <w:rPr>
-        <w:rFonts w:asciiTheme="majorHAnsi" w:eastAsiaTheme="majorEastAsia" w:hAnsiTheme="majorHAnsi" w:cstheme="majorBidi"/>
+        <w:rFonts/>
         <w:b/>
         <w:bCs/>
       </w:rPr>
@@ -3554,14 +3385,14 @@
     </w:tblStylePr>
     <w:tblStylePr w:type="firstCol">
       <w:rPr>
-        <w:rFonts w:asciiTheme="majorHAnsi" w:eastAsiaTheme="majorEastAsia" w:hAnsiTheme="majorHAnsi" w:cstheme="majorBidi"/>
+        <w:rFonts/>
         <w:b/>
         <w:bCs/>
       </w:rPr>
     </w:tblStylePr>
     <w:tblStylePr w:type="lastCol">
       <w:rPr>
-        <w:rFonts w:asciiTheme="majorHAnsi" w:eastAsiaTheme="majorEastAsia" w:hAnsiTheme="majorHAnsi" w:cstheme="majorBidi"/>
+        <w:rFonts/>
         <w:b/>
         <w:bCs/>
       </w:rPr>
@@ -3645,7 +3476,7 @@
         <w:spacing w:before="0" w:after="0" w:line="240" w:lineRule="auto"/>
       </w:pPr>
       <w:rPr>
-        <w:rFonts w:asciiTheme="majorHAnsi" w:eastAsiaTheme="majorEastAsia" w:hAnsiTheme="majorHAnsi" w:cstheme="majorBidi"/>
+        <w:rFonts/>
         <w:b/>
         <w:bCs/>
       </w:rPr>
@@ -3666,7 +3497,7 @@
         <w:spacing w:before="0" w:after="0" w:line="240" w:lineRule="auto"/>
       </w:pPr>
       <w:rPr>
-        <w:rFonts w:asciiTheme="majorHAnsi" w:eastAsiaTheme="majorEastAsia" w:hAnsiTheme="majorHAnsi" w:cstheme="majorBidi"/>
+        <w:rFonts/>
         <w:b/>
         <w:bCs/>
       </w:rPr>
@@ -3684,14 +3515,14 @@
     </w:tblStylePr>
     <w:tblStylePr w:type="firstCol">
       <w:rPr>
-        <w:rFonts w:asciiTheme="majorHAnsi" w:eastAsiaTheme="majorEastAsia" w:hAnsiTheme="majorHAnsi" w:cstheme="majorBidi"/>
+        <w:rFonts/>
         <w:b/>
         <w:bCs/>
       </w:rPr>
     </w:tblStylePr>
     <w:tblStylePr w:type="lastCol">
       <w:rPr>
-        <w:rFonts w:asciiTheme="majorHAnsi" w:eastAsiaTheme="majorEastAsia" w:hAnsiTheme="majorHAnsi" w:cstheme="majorBidi"/>
+        <w:rFonts/>
         <w:b/>
         <w:bCs/>
       </w:rPr>
@@ -3775,7 +3606,7 @@
         <w:spacing w:before="0" w:after="0" w:line="240" w:lineRule="auto"/>
       </w:pPr>
       <w:rPr>
-        <w:rFonts w:asciiTheme="majorHAnsi" w:eastAsiaTheme="majorEastAsia" w:hAnsiTheme="majorHAnsi" w:cstheme="majorBidi"/>
+        <w:rFonts/>
         <w:b/>
         <w:bCs/>
       </w:rPr>
@@ -3796,7 +3627,7 @@
         <w:spacing w:before="0" w:after="0" w:line="240" w:lineRule="auto"/>
       </w:pPr>
       <w:rPr>
-        <w:rFonts w:asciiTheme="majorHAnsi" w:eastAsiaTheme="majorEastAsia" w:hAnsiTheme="majorHAnsi" w:cstheme="majorBidi"/>
+        <w:rFonts/>
         <w:b/>
         <w:bCs/>
       </w:rPr>
@@ -3814,14 +3645,14 @@
     </w:tblStylePr>
     <w:tblStylePr w:type="firstCol">
       <w:rPr>
-        <w:rFonts w:asciiTheme="majorHAnsi" w:eastAsiaTheme="majorEastAsia" w:hAnsiTheme="majorHAnsi" w:cstheme="majorBidi"/>
+        <w:rFonts/>
         <w:b/>
         <w:bCs/>
       </w:rPr>
     </w:tblStylePr>
     <w:tblStylePr w:type="lastCol">
       <w:rPr>
-        <w:rFonts w:asciiTheme="majorHAnsi" w:eastAsiaTheme="majorEastAsia" w:hAnsiTheme="majorHAnsi" w:cstheme="majorBidi"/>
+        <w:rFonts/>
         <w:b/>
         <w:bCs/>
       </w:rPr>
@@ -3905,7 +3736,7 @@
         <w:spacing w:before="0" w:after="0" w:line="240" w:lineRule="auto"/>
       </w:pPr>
       <w:rPr>
-        <w:rFonts w:asciiTheme="majorHAnsi" w:eastAsiaTheme="majorEastAsia" w:hAnsiTheme="majorHAnsi" w:cstheme="majorBidi"/>
+        <w:rFonts/>
         <w:b/>
         <w:bCs/>
       </w:rPr>
@@ -3926,7 +3757,7 @@
         <w:spacing w:before="0" w:after="0" w:line="240" w:lineRule="auto"/>
       </w:pPr>
       <w:rPr>
-        <w:rFonts w:asciiTheme="majorHAnsi" w:eastAsiaTheme="majorEastAsia" w:hAnsiTheme="majorHAnsi" w:cstheme="majorBidi"/>
+        <w:rFonts/>
         <w:b/>
         <w:bCs/>
       </w:rPr>
@@ -3944,14 +3775,14 @@
     </w:tblStylePr>
     <w:tblStylePr w:type="firstCol">
       <w:rPr>
-        <w:rFonts w:asciiTheme="majorHAnsi" w:eastAsiaTheme="majorEastAsia" w:hAnsiTheme="majorHAnsi" w:cstheme="majorBidi"/>
+        <w:rFonts/>
         <w:b/>
         <w:bCs/>
       </w:rPr>
     </w:tblStylePr>
     <w:tblStylePr w:type="lastCol">
       <w:rPr>
-        <w:rFonts w:asciiTheme="majorHAnsi" w:eastAsiaTheme="majorEastAsia" w:hAnsiTheme="majorHAnsi" w:cstheme="majorBidi"/>
+        <w:rFonts/>
         <w:b/>
         <w:bCs/>
       </w:rPr>
@@ -4035,7 +3866,7 @@
         <w:spacing w:before="0" w:after="0" w:line="240" w:lineRule="auto"/>
       </w:pPr>
       <w:rPr>
-        <w:rFonts w:asciiTheme="majorHAnsi" w:eastAsiaTheme="majorEastAsia" w:hAnsiTheme="majorHAnsi" w:cstheme="majorBidi"/>
+        <w:rFonts/>
         <w:b/>
         <w:bCs/>
       </w:rPr>
@@ -4056,7 +3887,7 @@
         <w:spacing w:before="0" w:after="0" w:line="240" w:lineRule="auto"/>
       </w:pPr>
       <w:rPr>
-        <w:rFonts w:asciiTheme="majorHAnsi" w:eastAsiaTheme="majorEastAsia" w:hAnsiTheme="majorHAnsi" w:cstheme="majorBidi"/>
+        <w:rFonts/>
         <w:b/>
         <w:bCs/>
       </w:rPr>
@@ -4074,14 +3905,14 @@
     </w:tblStylePr>
     <w:tblStylePr w:type="firstCol">
       <w:rPr>
-        <w:rFonts w:asciiTheme="majorHAnsi" w:eastAsiaTheme="majorEastAsia" w:hAnsiTheme="majorHAnsi" w:cstheme="majorBidi"/>
+        <w:rFonts/>
         <w:b/>
         <w:bCs/>
       </w:rPr>
     </w:tblStylePr>
     <w:tblStylePr w:type="lastCol">
       <w:rPr>
-        <w:rFonts w:asciiTheme="majorHAnsi" w:eastAsiaTheme="majorEastAsia" w:hAnsiTheme="majorHAnsi" w:cstheme="majorBidi"/>
+        <w:rFonts/>
         <w:b/>
         <w:bCs/>
       </w:rPr>
@@ -5946,7 +5777,7 @@
     </w:tblPr>
     <w:tblStylePr w:type="firstRow">
       <w:rPr>
-        <w:rFonts w:asciiTheme="majorHAnsi" w:eastAsiaTheme="majorEastAsia" w:hAnsiTheme="majorHAnsi" w:cstheme="majorBidi"/>
+        <w:rFonts/>
       </w:rPr>
       <w:tblPr/>
       <w:tcPr>
@@ -6030,7 +5861,7 @@
     </w:tblPr>
     <w:tblStylePr w:type="firstRow">
       <w:rPr>
-        <w:rFonts w:asciiTheme="majorHAnsi" w:eastAsiaTheme="majorEastAsia" w:hAnsiTheme="majorHAnsi" w:cstheme="majorBidi"/>
+        <w:rFonts/>
       </w:rPr>
       <w:tblPr/>
       <w:tcPr>
@@ -6114,7 +5945,7 @@
     </w:tblPr>
     <w:tblStylePr w:type="firstRow">
       <w:rPr>
-        <w:rFonts w:asciiTheme="majorHAnsi" w:eastAsiaTheme="majorEastAsia" w:hAnsiTheme="majorHAnsi" w:cstheme="majorBidi"/>
+        <w:rFonts/>
       </w:rPr>
       <w:tblPr/>
       <w:tcPr>
@@ -6198,7 +6029,7 @@
     </w:tblPr>
     <w:tblStylePr w:type="firstRow">
       <w:rPr>
-        <w:rFonts w:asciiTheme="majorHAnsi" w:eastAsiaTheme="majorEastAsia" w:hAnsiTheme="majorHAnsi" w:cstheme="majorBidi"/>
+        <w:rFonts/>
       </w:rPr>
       <w:tblPr/>
       <w:tcPr>
@@ -6282,7 +6113,7 @@
     </w:tblPr>
     <w:tblStylePr w:type="firstRow">
       <w:rPr>
-        <w:rFonts w:asciiTheme="majorHAnsi" w:eastAsiaTheme="majorEastAsia" w:hAnsiTheme="majorHAnsi" w:cstheme="majorBidi"/>
+        <w:rFonts/>
       </w:rPr>
       <w:tblPr/>
       <w:tcPr>
@@ -6366,7 +6197,7 @@
     </w:tblPr>
     <w:tblStylePr w:type="firstRow">
       <w:rPr>
-        <w:rFonts w:asciiTheme="majorHAnsi" w:eastAsiaTheme="majorEastAsia" w:hAnsiTheme="majorHAnsi" w:cstheme="majorBidi"/>
+        <w:rFonts/>
       </w:rPr>
       <w:tblPr/>
       <w:tcPr>
@@ -6450,7 +6281,7 @@
     </w:tblPr>
     <w:tblStylePr w:type="firstRow">
       <w:rPr>
-        <w:rFonts w:asciiTheme="majorHAnsi" w:eastAsiaTheme="majorEastAsia" w:hAnsiTheme="majorHAnsi" w:cstheme="majorBidi"/>
+        <w:rFonts/>
       </w:rPr>
       <w:tblPr/>
       <w:tcPr>
@@ -6515,7 +6346,7 @@
       <w:spacing w:after="0" w:line="240" w:lineRule="auto"/>
     </w:pPr>
     <w:rPr>
-      <w:rFonts w:asciiTheme="majorHAnsi" w:eastAsiaTheme="majorEastAsia" w:hAnsiTheme="majorHAnsi" w:cstheme="majorBidi"/>
+      <w:rFonts/>
       <w:color w:val="000000" w:themeColor="text1"/>
     </w:rPr>
     <w:tblPr>
@@ -6643,7 +6474,7 @@
       <w:spacing w:after="0" w:line="240" w:lineRule="auto"/>
     </w:pPr>
     <w:rPr>
-      <w:rFonts w:asciiTheme="majorHAnsi" w:eastAsiaTheme="majorEastAsia" w:hAnsiTheme="majorHAnsi" w:cstheme="majorBidi"/>
+      <w:rFonts/>
       <w:color w:val="000000" w:themeColor="text1"/>
     </w:rPr>
     <w:tblPr>
@@ -6771,7 +6602,7 @@
       <w:spacing w:after="0" w:line="240" w:lineRule="auto"/>
     </w:pPr>
     <w:rPr>
-      <w:rFonts w:asciiTheme="majorHAnsi" w:eastAsiaTheme="majorEastAsia" w:hAnsiTheme="majorHAnsi" w:cstheme="majorBidi"/>
+      <w:rFonts/>
       <w:color w:val="000000" w:themeColor="text1"/>
     </w:rPr>
     <w:tblPr>
@@ -6899,7 +6730,7 @@
       <w:spacing w:after="0" w:line="240" w:lineRule="auto"/>
     </w:pPr>
     <w:rPr>
-      <w:rFonts w:asciiTheme="majorHAnsi" w:eastAsiaTheme="majorEastAsia" w:hAnsiTheme="majorHAnsi" w:cstheme="majorBidi"/>
+      <w:rFonts/>
       <w:color w:val="000000" w:themeColor="text1"/>
     </w:rPr>
     <w:tblPr>
@@ -7027,7 +6858,7 @@
       <w:spacing w:after="0" w:line="240" w:lineRule="auto"/>
     </w:pPr>
     <w:rPr>
-      <w:rFonts w:asciiTheme="majorHAnsi" w:eastAsiaTheme="majorEastAsia" w:hAnsiTheme="majorHAnsi" w:cstheme="majorBidi"/>
+      <w:rFonts/>
       <w:color w:val="000000" w:themeColor="text1"/>
     </w:rPr>
     <w:tblPr>
@@ -7155,7 +6986,7 @@
       <w:spacing w:after="0" w:line="240" w:lineRule="auto"/>
     </w:pPr>
     <w:rPr>
-      <w:rFonts w:asciiTheme="majorHAnsi" w:eastAsiaTheme="majorEastAsia" w:hAnsiTheme="majorHAnsi" w:cstheme="majorBidi"/>
+      <w:rFonts/>
       <w:color w:val="000000" w:themeColor="text1"/>
     </w:rPr>
     <w:tblPr>
@@ -7283,7 +7114,7 @@
       <w:spacing w:after="0" w:line="240" w:lineRule="auto"/>
     </w:pPr>
     <w:rPr>
-      <w:rFonts w:asciiTheme="majorHAnsi" w:eastAsiaTheme="majorEastAsia" w:hAnsiTheme="majorHAnsi" w:cstheme="majorBidi"/>
+      <w:rFonts/>
       <w:color w:val="000000" w:themeColor="text1"/>
     </w:rPr>
     <w:tblPr>
@@ -7922,7 +7753,7 @@
       <w:spacing w:after="0" w:line="240" w:lineRule="auto"/>
     </w:pPr>
     <w:rPr>
-      <w:rFonts w:asciiTheme="majorHAnsi" w:eastAsiaTheme="majorEastAsia" w:hAnsiTheme="majorHAnsi" w:cstheme="majorBidi"/>
+      <w:rFonts/>
       <w:color w:val="000000" w:themeColor="text1"/>
     </w:rPr>
     <w:tblPr>
@@ -8047,7 +7878,7 @@
       <w:spacing w:after="0" w:line="240" w:lineRule="auto"/>
     </w:pPr>
     <w:rPr>
-      <w:rFonts w:asciiTheme="majorHAnsi" w:eastAsiaTheme="majorEastAsia" w:hAnsiTheme="majorHAnsi" w:cstheme="majorBidi"/>
+      <w:rFonts/>
       <w:color w:val="000000" w:themeColor="text1"/>
     </w:rPr>
     <w:tblPr>
@@ -8172,7 +8003,7 @@
       <w:spacing w:after="0" w:line="240" w:lineRule="auto"/>
     </w:pPr>
     <w:rPr>
-      <w:rFonts w:asciiTheme="majorHAnsi" w:eastAsiaTheme="majorEastAsia" w:hAnsiTheme="majorHAnsi" w:cstheme="majorBidi"/>
+      <w:rFonts/>
       <w:color w:val="000000" w:themeColor="text1"/>
     </w:rPr>
     <w:tblPr>
@@ -8297,7 +8128,7 @@
       <w:spacing w:after="0" w:line="240" w:lineRule="auto"/>
     </w:pPr>
     <w:rPr>
-      <w:rFonts w:asciiTheme="majorHAnsi" w:eastAsiaTheme="majorEastAsia" w:hAnsiTheme="majorHAnsi" w:cstheme="majorBidi"/>
+      <w:rFonts/>
       <w:color w:val="000000" w:themeColor="text1"/>
     </w:rPr>
     <w:tblPr>
@@ -8422,7 +8253,7 @@
       <w:spacing w:after="0" w:line="240" w:lineRule="auto"/>
     </w:pPr>
     <w:rPr>
-      <w:rFonts w:asciiTheme="majorHAnsi" w:eastAsiaTheme="majorEastAsia" w:hAnsiTheme="majorHAnsi" w:cstheme="majorBidi"/>
+      <w:rFonts/>
       <w:color w:val="000000" w:themeColor="text1"/>
     </w:rPr>
     <w:tblPr>
@@ -8547,7 +8378,7 @@
       <w:spacing w:after="0" w:line="240" w:lineRule="auto"/>
     </w:pPr>
     <w:rPr>
-      <w:rFonts w:asciiTheme="majorHAnsi" w:eastAsiaTheme="majorEastAsia" w:hAnsiTheme="majorHAnsi" w:cstheme="majorBidi"/>
+      <w:rFonts/>
       <w:color w:val="000000" w:themeColor="text1"/>
     </w:rPr>
     <w:tblPr>
@@ -8672,7 +8503,7 @@
       <w:spacing w:after="0" w:line="240" w:lineRule="auto"/>
     </w:pPr>
     <w:rPr>
-      <w:rFonts w:asciiTheme="majorHAnsi" w:eastAsiaTheme="majorEastAsia" w:hAnsiTheme="majorHAnsi" w:cstheme="majorBidi"/>
+      <w:rFonts/>
       <w:color w:val="000000" w:themeColor="text1"/>
     </w:rPr>
     <w:tblPr>
